--- a/docs/Solution-Handover-2026-06-22.docx
+++ b/docs/Solution-Handover-2026-06-22.docx
@@ -143,44 +143,18 @@
           </w:pPr>
           <w:r>
             <w:fldChar w:fldCharType="begin"/>
-          </w:r>
-          <w:r>
             <w:instrText xml:space="preserve">TOC \o "1-3" \h \u </w:instrText>
-          </w:r>
-          <w:r>
             <w:fldChar w:fldCharType="separate"/>
-          </w:r>
-          <w:r>
             <w:fldChar w:fldCharType="begin"/>
-          </w:r>
-          <w:r>
             <w:instrText xml:space="preserve"> HYPERLINK \l _Toc1962762214 </w:instrText>
-          </w:r>
-          <w:r>
             <w:fldChar w:fldCharType="separate"/>
-          </w:r>
-          <w:r>
             <w:t>Contents</w:t>
-          </w:r>
-          <w:r>
             <w:tab/>
-          </w:r>
-          <w:r>
             <w:fldChar w:fldCharType="begin"/>
-          </w:r>
-          <w:r>
             <w:instrText xml:space="preserve"> PAGEREF _Toc1962762214 \h </w:instrText>
-          </w:r>
-          <w:r>
             <w:fldChar w:fldCharType="separate"/>
-          </w:r>
-          <w:r>
             <w:t>2</w:t>
-          </w:r>
-          <w:r>
             <w:fldChar w:fldCharType="end"/>
-          </w:r>
-          <w:r>
             <w:fldChar w:fldCharType="end"/>
           </w:r>
         </w:p>
@@ -193,35 +167,15 @@
           </w:pPr>
           <w:r>
             <w:fldChar w:fldCharType="begin"/>
-          </w:r>
-          <w:r>
             <w:instrText xml:space="preserve"> HYPERLINK \l _Toc648229131 </w:instrText>
-          </w:r>
-          <w:r>
             <w:fldChar w:fldCharType="separate"/>
-          </w:r>
-          <w:r>
             <w:t>1.  Executive Summary</w:t>
-          </w:r>
-          <w:r>
             <w:tab/>
-          </w:r>
-          <w:r>
             <w:fldChar w:fldCharType="begin"/>
-          </w:r>
-          <w:r>
             <w:instrText xml:space="preserve"> PAGEREF _Toc648229131 \h </w:instrText>
-          </w:r>
-          <w:r>
             <w:fldChar w:fldCharType="separate"/>
-          </w:r>
-          <w:r>
             <w:t>3</w:t>
-          </w:r>
-          <w:r>
             <w:fldChar w:fldCharType="end"/>
-          </w:r>
-          <w:r>
             <w:fldChar w:fldCharType="end"/>
           </w:r>
         </w:p>
@@ -234,35 +188,15 @@
           </w:pPr>
           <w:r>
             <w:fldChar w:fldCharType="begin"/>
-          </w:r>
-          <w:r>
             <w:instrText xml:space="preserve"> HYPERLINK \l _Toc602463486 </w:instrText>
-          </w:r>
-          <w:r>
             <w:fldChar w:fldCharType="separate"/>
-          </w:r>
-          <w:r>
             <w:t>2.  What the Platform Is</w:t>
-          </w:r>
-          <w:r>
             <w:tab/>
-          </w:r>
-          <w:r>
             <w:fldChar w:fldCharType="begin"/>
-          </w:r>
-          <w:r>
             <w:instrText xml:space="preserve"> PAGEREF _Toc602463486 \h </w:instrText>
-          </w:r>
-          <w:r>
             <w:fldChar w:fldCharType="separate"/>
-          </w:r>
-          <w:r>
             <w:t>3</w:t>
-          </w:r>
-          <w:r>
             <w:fldChar w:fldCharType="end"/>
-          </w:r>
-          <w:r>
             <w:fldChar w:fldCharType="end"/>
           </w:r>
         </w:p>
@@ -275,35 +209,15 @@
           </w:pPr>
           <w:r>
             <w:fldChar w:fldCharType="begin"/>
-          </w:r>
-          <w:r>
             <w:instrText xml:space="preserve"> HYPERLINK \l _Toc218413597 </w:instrText>
-          </w:r>
-          <w:r>
             <w:fldChar w:fldCharType="separate"/>
-          </w:r>
-          <w:r>
             <w:t>3.  Architecture &amp; Technology</w:t>
-          </w:r>
-          <w:r>
             <w:tab/>
-          </w:r>
-          <w:r>
             <w:fldChar w:fldCharType="begin"/>
-          </w:r>
-          <w:r>
             <w:instrText xml:space="preserve"> PAGEREF _Toc218413597 \h </w:instrText>
-          </w:r>
-          <w:r>
             <w:fldChar w:fldCharType="separate"/>
-          </w:r>
-          <w:r>
             <w:t>3</w:t>
-          </w:r>
-          <w:r>
             <w:fldChar w:fldCharType="end"/>
-          </w:r>
-          <w:r>
             <w:fldChar w:fldCharType="end"/>
           </w:r>
         </w:p>
@@ -316,35 +230,15 @@
           </w:pPr>
           <w:r>
             <w:fldChar w:fldCharType="begin"/>
-          </w:r>
-          <w:r>
             <w:instrText xml:space="preserve"> HYPERLINK \l _Toc827772056 </w:instrText>
-          </w:r>
-          <w:r>
             <w:fldChar w:fldCharType="separate"/>
-          </w:r>
-          <w:r>
             <w:t>4.  Multi-Tenancy &amp; Security</w:t>
-          </w:r>
-          <w:r>
             <w:tab/>
-          </w:r>
-          <w:r>
             <w:fldChar w:fldCharType="begin"/>
-          </w:r>
-          <w:r>
             <w:instrText xml:space="preserve"> PAGEREF _Toc827772056 \h </w:instrText>
-          </w:r>
-          <w:r>
             <w:fldChar w:fldCharType="separate"/>
-          </w:r>
-          <w:r>
             <w:t>4</w:t>
-          </w:r>
-          <w:r>
             <w:fldChar w:fldCharType="end"/>
-          </w:r>
-          <w:r>
             <w:fldChar w:fldCharType="end"/>
           </w:r>
         </w:p>
@@ -357,35 +251,15 @@
           </w:pPr>
           <w:r>
             <w:fldChar w:fldCharType="begin"/>
-          </w:r>
-          <w:r>
             <w:instrText xml:space="preserve"> HYPERLINK \l _Toc965879926 </w:instrText>
-          </w:r>
-          <w:r>
             <w:fldChar w:fldCharType="separate"/>
-          </w:r>
-          <w:r>
             <w:t>5.  Access-Control Model</w:t>
-          </w:r>
-          <w:r>
             <w:tab/>
-          </w:r>
-          <w:r>
             <w:fldChar w:fldCharType="begin"/>
-          </w:r>
-          <w:r>
             <w:instrText xml:space="preserve"> PAGEREF _Toc965879926 \h </w:instrText>
-          </w:r>
-          <w:r>
             <w:fldChar w:fldCharType="separate"/>
-          </w:r>
-          <w:r>
             <w:t>4</w:t>
-          </w:r>
-          <w:r>
             <w:fldChar w:fldCharType="end"/>
-          </w:r>
-          <w:r>
             <w:fldChar w:fldCharType="end"/>
           </w:r>
         </w:p>
@@ -398,35 +272,15 @@
           </w:pPr>
           <w:r>
             <w:fldChar w:fldCharType="begin"/>
-          </w:r>
-          <w:r>
             <w:instrText xml:space="preserve"> HYPERLINK \l _Toc715028609 </w:instrText>
-          </w:r>
-          <w:r>
             <w:fldChar w:fldCharType="separate"/>
-          </w:r>
-          <w:r>
             <w:t>5.1  Layer 1 — Entitlement (what is licensed)</w:t>
-          </w:r>
-          <w:r>
             <w:tab/>
-          </w:r>
-          <w:r>
             <w:fldChar w:fldCharType="begin"/>
-          </w:r>
-          <w:r>
             <w:instrText xml:space="preserve"> PAGEREF _Toc715028609 \h </w:instrText>
-          </w:r>
-          <w:r>
             <w:fldChar w:fldCharType="separate"/>
-          </w:r>
-          <w:r>
             <w:t>4</w:t>
-          </w:r>
-          <w:r>
             <w:fldChar w:fldCharType="end"/>
-          </w:r>
-          <w:r>
             <w:fldChar w:fldCharType="end"/>
           </w:r>
         </w:p>
@@ -439,35 +293,15 @@
           </w:pPr>
           <w:r>
             <w:fldChar w:fldCharType="begin"/>
-          </w:r>
-          <w:r>
             <w:instrText xml:space="preserve"> HYPERLINK \l _Toc167342851 </w:instrText>
-          </w:r>
-          <w:r>
             <w:fldChar w:fldCharType="separate"/>
-          </w:r>
-          <w:r>
             <w:t>5.2  Layer 2 — Roles (who may create / edit / delete)</w:t>
-          </w:r>
-          <w:r>
             <w:tab/>
-          </w:r>
-          <w:r>
             <w:fldChar w:fldCharType="begin"/>
-          </w:r>
-          <w:r>
             <w:instrText xml:space="preserve"> PAGEREF _Toc167342851 \h </w:instrText>
-          </w:r>
-          <w:r>
             <w:fldChar w:fldCharType="separate"/>
-          </w:r>
-          <w:r>
             <w:t>4</w:t>
-          </w:r>
-          <w:r>
             <w:fldChar w:fldCharType="end"/>
-          </w:r>
-          <w:r>
             <w:fldChar w:fldCharType="end"/>
           </w:r>
         </w:p>
@@ -480,35 +314,15 @@
           </w:pPr>
           <w:r>
             <w:fldChar w:fldCharType="begin"/>
-          </w:r>
-          <w:r>
             <w:instrText xml:space="preserve"> HYPERLINK \l _Toc1475202834 </w:instrText>
-          </w:r>
-          <w:r>
             <w:fldChar w:fldCharType="separate"/>
-          </w:r>
-          <w:r>
             <w:t>5.3  Layer 3 — Record visibility (whose work you see)</w:t>
-          </w:r>
-          <w:r>
             <w:tab/>
-          </w:r>
-          <w:r>
             <w:fldChar w:fldCharType="begin"/>
-          </w:r>
-          <w:r>
             <w:instrText xml:space="preserve"> PAGEREF _Toc1475202834 \h </w:instrText>
-          </w:r>
-          <w:r>
             <w:fldChar w:fldCharType="separate"/>
-          </w:r>
-          <w:r>
             <w:t>4</w:t>
-          </w:r>
-          <w:r>
             <w:fldChar w:fldCharType="end"/>
-          </w:r>
-          <w:r>
             <w:fldChar w:fldCharType="end"/>
           </w:r>
         </w:p>
@@ -521,35 +335,15 @@
           </w:pPr>
           <w:r>
             <w:fldChar w:fldCharType="begin"/>
-          </w:r>
-          <w:r>
             <w:instrText xml:space="preserve"> HYPERLINK \l _Toc1035326423 </w:instrText>
-          </w:r>
-          <w:r>
             <w:fldChar w:fldCharType="separate"/>
-          </w:r>
-          <w:r>
             <w:t>5.4  Separation of duties</w:t>
-          </w:r>
-          <w:r>
             <w:tab/>
-          </w:r>
-          <w:r>
             <w:fldChar w:fldCharType="begin"/>
-          </w:r>
-          <w:r>
             <w:instrText xml:space="preserve"> PAGEREF _Toc1035326423 \h </w:instrText>
-          </w:r>
-          <w:r>
             <w:fldChar w:fldCharType="separate"/>
-          </w:r>
-          <w:r>
             <w:t>4</w:t>
-          </w:r>
-          <w:r>
             <w:fldChar w:fldCharType="end"/>
-          </w:r>
-          <w:r>
             <w:fldChar w:fldCharType="end"/>
           </w:r>
         </w:p>
@@ -562,35 +356,15 @@
           </w:pPr>
           <w:r>
             <w:fldChar w:fldCharType="begin"/>
-          </w:r>
-          <w:r>
             <w:instrText xml:space="preserve"> HYPERLINK \l _Toc1818683367 </w:instrText>
-          </w:r>
-          <w:r>
             <w:fldChar w:fldCharType="separate"/>
-          </w:r>
-          <w:r>
             <w:t>6.  Customer Onboarding</w:t>
-          </w:r>
-          <w:r>
             <w:tab/>
-          </w:r>
-          <w:r>
             <w:fldChar w:fldCharType="begin"/>
-          </w:r>
-          <w:r>
             <w:instrText xml:space="preserve"> PAGEREF _Toc1818683367 \h </w:instrText>
-          </w:r>
-          <w:r>
             <w:fldChar w:fldCharType="separate"/>
-          </w:r>
-          <w:r>
             <w:t>4</w:t>
-          </w:r>
-          <w:r>
             <w:fldChar w:fldCharType="end"/>
-          </w:r>
-          <w:r>
             <w:fldChar w:fldCharType="end"/>
           </w:r>
         </w:p>
@@ -603,35 +377,15 @@
           </w:pPr>
           <w:r>
             <w:fldChar w:fldCharType="begin"/>
-          </w:r>
-          <w:r>
             <w:instrText xml:space="preserve"> HYPERLINK \l _Toc1476601418 </w:instrText>
-          </w:r>
-          <w:r>
             <w:fldChar w:fldCharType="separate"/>
-          </w:r>
-          <w:r>
             <w:t>7.  Operational Flow (Enquiry to Revenue)</w:t>
-          </w:r>
-          <w:r>
             <w:tab/>
-          </w:r>
-          <w:r>
             <w:fldChar w:fldCharType="begin"/>
-          </w:r>
-          <w:r>
             <w:instrText xml:space="preserve"> PAGEREF _Toc1476601418 \h </w:instrText>
-          </w:r>
-          <w:r>
             <w:fldChar w:fldCharType="separate"/>
-          </w:r>
-          <w:r>
             <w:t>5</w:t>
-          </w:r>
-          <w:r>
             <w:fldChar w:fldCharType="end"/>
-          </w:r>
-          <w:r>
             <w:fldChar w:fldCharType="end"/>
           </w:r>
         </w:p>
@@ -644,35 +398,15 @@
           </w:pPr>
           <w:r>
             <w:fldChar w:fldCharType="begin"/>
-          </w:r>
-          <w:r>
             <w:instrText xml:space="preserve"> HYPERLINK \l _Toc919007594 </w:instrText>
-          </w:r>
-          <w:r>
             <w:fldChar w:fldCharType="separate"/>
-          </w:r>
-          <w:r>
             <w:t>8.  Development Timeline (All Sessions)</w:t>
-          </w:r>
-          <w:r>
             <w:tab/>
-          </w:r>
-          <w:r>
             <w:fldChar w:fldCharType="begin"/>
-          </w:r>
-          <w:r>
             <w:instrText xml:space="preserve"> PAGEREF _Toc919007594 \h </w:instrText>
-          </w:r>
-          <w:r>
             <w:fldChar w:fldCharType="separate"/>
-          </w:r>
-          <w:r>
             <w:t>5</w:t>
-          </w:r>
-          <w:r>
             <w:fldChar w:fldCharType="end"/>
-          </w:r>
-          <w:r>
             <w:fldChar w:fldCharType="end"/>
           </w:r>
         </w:p>
@@ -685,35 +419,15 @@
           </w:pPr>
           <w:r>
             <w:fldChar w:fldCharType="begin"/>
-          </w:r>
-          <w:r>
             <w:instrText xml:space="preserve"> HYPERLINK \l _Toc1058243134 </w:instrText>
-          </w:r>
-          <w:r>
             <w:fldChar w:fldCharType="separate"/>
-          </w:r>
-          <w:r>
             <w:t>9.  Data Model — 24 Migrations</w:t>
-          </w:r>
-          <w:r>
             <w:tab/>
-          </w:r>
-          <w:r>
             <w:fldChar w:fldCharType="begin"/>
-          </w:r>
-          <w:r>
             <w:instrText xml:space="preserve"> PAGEREF _Toc1058243134 \h </w:instrText>
-          </w:r>
-          <w:r>
             <w:fldChar w:fldCharType="separate"/>
-          </w:r>
-          <w:r>
             <w:t>5</w:t>
-          </w:r>
-          <w:r>
             <w:fldChar w:fldCharType="end"/>
-          </w:r>
-          <w:r>
             <w:fldChar w:fldCharType="end"/>
           </w:r>
         </w:p>
@@ -726,35 +440,15 @@
           </w:pPr>
           <w:r>
             <w:fldChar w:fldCharType="begin"/>
-          </w:r>
-          <w:r>
             <w:instrText xml:space="preserve"> HYPERLINK \l _Toc432788684 </w:instrText>
-          </w:r>
-          <w:r>
             <w:fldChar w:fldCharType="separate"/>
-          </w:r>
-          <w:r>
             <w:t>10.  Current Status &amp; Testing</w:t>
-          </w:r>
-          <w:r>
             <w:tab/>
-          </w:r>
-          <w:r>
             <w:fldChar w:fldCharType="begin"/>
-          </w:r>
-          <w:r>
             <w:instrText xml:space="preserve"> PAGEREF _Toc432788684 \h </w:instrText>
-          </w:r>
-          <w:r>
             <w:fldChar w:fldCharType="separate"/>
-          </w:r>
-          <w:r>
             <w:t>5</w:t>
-          </w:r>
-          <w:r>
             <w:fldChar w:fldCharType="end"/>
-          </w:r>
-          <w:r>
             <w:fldChar w:fldCharType="end"/>
           </w:r>
         </w:p>
@@ -767,35 +461,15 @@
           </w:pPr>
           <w:r>
             <w:fldChar w:fldCharType="begin"/>
-          </w:r>
-          <w:r>
             <w:instrText xml:space="preserve"> HYPERLINK \l _Toc352299599 </w:instrText>
-          </w:r>
-          <w:r>
             <w:fldChar w:fldCharType="separate"/>
-          </w:r>
-          <w:r>
             <w:t>11.  Known Items &amp; Roadmap</w:t>
-          </w:r>
-          <w:r>
             <w:tab/>
-          </w:r>
-          <w:r>
             <w:fldChar w:fldCharType="begin"/>
-          </w:r>
-          <w:r>
             <w:instrText xml:space="preserve"> PAGEREF _Toc352299599 \h </w:instrText>
-          </w:r>
-          <w:r>
             <w:fldChar w:fldCharType="separate"/>
-          </w:r>
-          <w:r>
             <w:t>6</w:t>
-          </w:r>
-          <w:r>
             <w:fldChar w:fldCharType="end"/>
-          </w:r>
-          <w:r>
             <w:fldChar w:fldCharType="end"/>
           </w:r>
         </w:p>
@@ -808,35 +482,15 @@
           </w:pPr>
           <w:r>
             <w:fldChar w:fldCharType="begin"/>
-          </w:r>
-          <w:r>
             <w:instrText xml:space="preserve"> HYPERLINK \l _Toc486945614 </w:instrText>
-          </w:r>
-          <w:r>
             <w:fldChar w:fldCharType="separate"/>
-          </w:r>
-          <w:r>
             <w:t>12.  Access &amp; Environment</w:t>
-          </w:r>
-          <w:r>
             <w:tab/>
-          </w:r>
-          <w:r>
             <w:fldChar w:fldCharType="begin"/>
-          </w:r>
-          <w:r>
             <w:instrText xml:space="preserve"> PAGEREF _Toc486945614 \h </w:instrText>
-          </w:r>
-          <w:r>
             <w:fldChar w:fldCharType="separate"/>
-          </w:r>
-          <w:r>
             <w:t>6</w:t>
-          </w:r>
-          <w:r>
             <w:fldChar w:fldCharType="end"/>
-          </w:r>
-          <w:r>
             <w:fldChar w:fldCharType="end"/>
           </w:r>
         </w:p>
@@ -858,11 +512,7 @@
           <w:bookmarkEnd w:id="16"/>
           <w:r>
             <w:fldChar w:fldCharType="begin"/>
-          </w:r>
-          <w:r>
             <w:instrText xml:space="preserve">TOC \h \o "1-2"</w:instrText>
-          </w:r>
-          <w:r>
             <w:fldChar w:fldCharType="separate"/>
           </w:r>
         </w:p>
@@ -3952,6 +3602,168 @@
       </w:pPr>
       <w:r>
         <w:t>Super-admin and tenant credentials are distributed separately through secure channels, not in this document.</w:t>
+      </w:r>
+    </w:p>
+    <w:p>
+      <w:pPr>
+        <w:pStyle w:val="2"/>
+      </w:pPr>
+      <w:r>
+        <w:t>13.  Update — 2026-07-20</w:t>
+      </w:r>
+    </w:p>
+    <w:p>
+      <w:pPr>
+        <w:spacing w:after="120"/>
+      </w:pPr>
+      <w:r>
+        <w:t>Live testing and hardening pass across every tenant, plus a real reliability fix found along the way.</w:t>
+      </w:r>
+    </w:p>
+    <w:p>
+      <w:pPr>
+        <w:pStyle w:val="16"/>
+        <w:numPr>
+          <w:ilvl w:val="0"/>
+          <w:numId w:val="1"/>
+        </w:numPr>
+        <w:spacing w:after="50"/>
+      </w:pPr>
+      <w:r>
+        <w:t>Sector-specific custom fields backfilled across 7 of 8 tenants — only Haier Electronics previously had its sector's full field set; the other tenants were missing most company/deal/ticket fields. 183 fields inserted, now verified matching across all tenants.</w:t>
+      </w:r>
+    </w:p>
+    <w:p>
+      <w:pPr>
+        <w:pStyle w:val="16"/>
+        <w:numPr>
+          <w:ilvl w:val="0"/>
+          <w:numId w:val="1"/>
+        </w:numPr>
+        <w:spacing w:after="50"/>
+      </w:pPr>
+      <w:r>
+        <w:t>Built full Sales/Support/Complaints + Field Sales department staff across all 8 tenants (previously only the demo tenant had this), wired into ticket routing queues, and live-tested end-to-end: tickets route to the correct department's queue, the right agent can see and accept them, wrong-department agents correctly cannot.</w:t>
+      </w:r>
+    </w:p>
+    <w:p>
+      <w:pPr>
+        <w:pStyle w:val="16"/>
+        <w:numPr>
+          <w:ilvl w:val="0"/>
+          <w:numId w:val="1"/>
+        </w:numPr>
+        <w:spacing w:after="50"/>
+      </w:pPr>
+      <w:r>
+        <w:t>Fixed a real reliability bug where a transient database network hiccup was crashing the entire API server instead of just the failing request — added proper error handling so the server now survives instead.</w:t>
+      </w:r>
+    </w:p>
+    <w:p>
+      <w:pPr>
+        <w:pStyle w:val="16"/>
+        <w:numPr>
+          <w:ilvl w:val="0"/>
+          <w:numId w:val="1"/>
+        </w:numPr>
+        <w:spacing w:after="50"/>
+      </w:pPr>
+      <w:r>
+        <w:t>Reset the universal test password for all 75 users across all 8 tenants (see Credentials file) — the previous one had had issues.</w:t>
+      </w:r>
+    </w:p>
+    <w:p>
+      <w:pPr>
+        <w:pStyle w:val="16"/>
+        <w:numPr>
+          <w:ilvl w:val="0"/>
+          <w:numId w:val="1"/>
+        </w:numPr>
+        <w:spacing w:after="50"/>
+      </w:pPr>
+      <w:r>
+        <w:t>Enforced the Sub-Admin Roles permission system server-side (previously only enforced in the frontend) across all ~65 Super Admin API routes.</w:t>
+      </w:r>
+    </w:p>
+    <w:p>
+      <w:pPr>
+        <w:pStyle w:val="2"/>
+      </w:pPr>
+      <w:r>
+        <w:t>14.  Update — 2026-07-20 (Push 2): Critical Security Fix</w:t>
+      </w:r>
+    </w:p>
+    <w:p>
+      <w:pPr>
+        <w:spacing w:after="120"/>
+      </w:pPr>
+      <w:r>
+        <w:t>A user-reported issue with the Voice Bot uncovered a serious cross-tenant data leak, fixed the same day.</w:t>
+      </w:r>
+    </w:p>
+    <w:p>
+      <w:pPr>
+        <w:pStyle w:val="16"/>
+        <w:numPr>
+          <w:ilvl w:val="0"/>
+          <w:numId w:val="1"/>
+        </w:numPr>
+        <w:spacing w:after="50"/>
+      </w:pPr>
+      <w:r>
+        <w:t>Every tenant's Voice Bot, across every sector, was falling back to a hardcoded default that was actually another real client's (HBL Microfinance Bank) confidential complaint-handling script. Discovered when Haier Electronics' bot introduced itself as HBL Microfinance Bank instead of Haier.</w:t>
+      </w:r>
+    </w:p>
+    <w:p>
+      <w:pPr>
+        <w:pStyle w:val="16"/>
+        <w:numPr>
+          <w:ilvl w:val="0"/>
+          <w:numId w:val="1"/>
+        </w:numPr>
+        <w:spacing w:after="50"/>
+      </w:pPr>
+      <w:r>
+        <w:t>Fixed at the code level: removed the hardcoded fallback entirely. Any tenant without its own configured script now safely falls back to a generic, brand-neutral script with no company-specific claims.</w:t>
+      </w:r>
+    </w:p>
+    <w:p>
+      <w:pPr>
+        <w:pStyle w:val="16"/>
+        <w:numPr>
+          <w:ilvl w:val="0"/>
+          <w:numId w:val="1"/>
+        </w:numPr>
+        <w:spacing w:after="50"/>
+      </w:pPr>
+      <w:r>
+        <w:t>Fixed Haier's own underlying data gap so it now correctly represents itself using its assigned Electronics Retail script.</w:t>
+      </w:r>
+    </w:p>
+    <w:p>
+      <w:pPr>
+        <w:pStyle w:val="16"/>
+        <w:numPr>
+          <w:ilvl w:val="0"/>
+          <w:numId w:val="1"/>
+        </w:numPr>
+        <w:spacing w:after="50"/>
+      </w:pPr>
+      <w:r>
+        <w:t>Separately fixed: tenants with zero allocated Voice Bot minutes were still able to take calls with no limit. Now, no allocated minutes means every call is routed straight to a human with a ticket already raised — enforced identically for every tenant in every sector.</w:t>
+      </w:r>
+    </w:p>
+    <w:p>
+      <w:pPr>
+        <w:pStyle w:val="16"/>
+        <w:numPr>
+          <w:ilvl w:val="0"/>
+          <w:numId w:val="1"/>
+        </w:numPr>
+        <w:spacing w:after="50"/>
+      </w:pPr>
+      <w:r>
+        <w:t>Verified via direct simulation and live API tests before this fix was shipped.</w:t>
       </w:r>
     </w:p>
     <w:sectPr>

--- a/docs/Solution-Handover-2026-06-22.docx
+++ b/docs/Solution-Handover-2026-06-22.docx
@@ -3764,6 +3764,80 @@
       </w:pPr>
       <w:r>
         <w:t>Verified via direct simulation and live API tests before this fix was shipped.</w:t>
+      </w:r>
+    </w:p>
+    <w:p>
+      <w:pPr>
+        <w:pStyle w:val="2"/>
+      </w:pPr>
+      <w:r>
+        <w:t>15.  Update — 2026-07-21: Monorepo Build Reliability Fix</w:t>
+      </w:r>
+    </w:p>
+    <w:p>
+      <w:pPr/>
+      <w:r>
+        <w:t>An internal safety-net fix — the platform's TypeScript type-checker had never been run cleanly across most of the backend, since production runs via a tool that skips type-checking entirely. Fixed in a controlled, isolated way; two small real bugs were found and fixed along the way.</w:t>
+      </w:r>
+    </w:p>
+    <w:p>
+      <w:pPr>
+        <w:pStyle w:val="16"/>
+        <w:numPr>
+          <w:ilvl w:val="0"/>
+          <w:numId w:val="1"/>
+        </w:numPr>
+      </w:pPr>
+      <w:r>
+        <w:t>Fixed the full TypeScript build across the API server, core services, and all 11 backend modules — previously none of these had ever been individually type-checked, so real mistakes could have hidden undetected.</w:t>
+      </w:r>
+    </w:p>
+    <w:p>
+      <w:pPr>
+        <w:pStyle w:val="16"/>
+        <w:numPr>
+          <w:ilvl w:val="0"/>
+          <w:numId w:val="1"/>
+        </w:numPr>
+      </w:pPr>
+      <w:r>
+        <w:t>Done safely: created a separate branch, took a safety backup (git tag + full solution zip) before starting, tested thoroughly, and only merged into the main codebase once fully verified — no risk taken with the live, working solution.</w:t>
+      </w:r>
+    </w:p>
+    <w:p>
+      <w:pPr>
+        <w:pStyle w:val="16"/>
+        <w:numPr>
+          <w:ilvl w:val="0"/>
+          <w:numId w:val="1"/>
+        </w:numPr>
+      </w:pPr>
+      <w:r>
+        <w:t>Found and fixed two small real bugs while doing this: emails sent from the platform weren't correctly recording which staff member sent them, and one internal notification was silently failing to fire — both now fixed.</w:t>
+      </w:r>
+    </w:p>
+    <w:p>
+      <w:pPr>
+        <w:pStyle w:val="16"/>
+        <w:numPr>
+          <w:ilvl w:val="0"/>
+          <w:numId w:val="1"/>
+        </w:numPr>
+      </w:pPr>
+      <w:r>
+        <w:t>Confirmed (separately, not yet fixed) that the live-call-audio-streaming feature has never actually worked, because a required plugin was never installed — logged as its own follow-up item, not part of this fix.</w:t>
+      </w:r>
+    </w:p>
+    <w:p>
+      <w:pPr>
+        <w:pStyle w:val="16"/>
+        <w:numPr>
+          <w:ilvl w:val="0"/>
+          <w:numId w:val="1"/>
+        </w:numPr>
+      </w:pPr>
+      <w:r>
+        <w:t>No changes to the database, no changes to what any user sees or does — this was entirely a behind-the-scenes reliability and code-quality fix.</w:t>
       </w:r>
     </w:p>
     <w:sectPr>
